--- a/docs/contracts/Invictus-Broker-Carrier-Agreement-EN-ES.docx
+++ b/docs/contracts/Invictus-Broker-Carrier-Agreement-EN-ES.docx
@@ -323,7 +323,55 @@
                 <w:sz w:val="20"/>
                 <w:szCs w:val="20"/>
               </w:rPr>
-              <w:t xml:space="preserve">, a [STATE] limited liability company, USDOT/MC Broker Authority No. ____________, with its principal place of business at [ADDRESS] ("</w:t>
+              <w:t xml:space="preserve">, a [STATE] limited liability company, USDOT No. </w:t>
+            </w:r>
+            <w:r>
+              <w:rPr>
+                <w:rFonts w:ascii="Times New Roman" w:cs="Times New Roman" w:eastAsia="Times New Roman" w:hAnsi="Times New Roman"/>
+                <w:b/>
+                <w:bCs/>
+                <w:i w:val="false"/>
+                <w:iCs w:val="false"/>
+                <w:sz w:val="20"/>
+                <w:szCs w:val="20"/>
+              </w:rPr>
+              <w:t xml:space="preserve">4490702</w:t>
+            </w:r>
+            <w:r>
+              <w:rPr>
+                <w:rFonts w:ascii="Times New Roman" w:cs="Times New Roman" w:eastAsia="Times New Roman" w:hAnsi="Times New Roman"/>
+                <w:b w:val="false"/>
+                <w:bCs w:val="false"/>
+                <w:i w:val="false"/>
+                <w:iCs w:val="false"/>
+                <w:sz w:val="20"/>
+                <w:szCs w:val="20"/>
+              </w:rPr>
+              <w:t xml:space="preserve">, MC No. </w:t>
+            </w:r>
+            <w:r>
+              <w:rPr>
+                <w:rFonts w:ascii="Times New Roman" w:cs="Times New Roman" w:eastAsia="Times New Roman" w:hAnsi="Times New Roman"/>
+                <w:b/>
+                <w:bCs/>
+                <w:i w:val="false"/>
+                <w:iCs w:val="false"/>
+                <w:sz w:val="20"/>
+                <w:szCs w:val="20"/>
+              </w:rPr>
+              <w:t xml:space="preserve">1775070</w:t>
+            </w:r>
+            <w:r>
+              <w:rPr>
+                <w:rFonts w:ascii="Times New Roman" w:cs="Times New Roman" w:eastAsia="Times New Roman" w:hAnsi="Times New Roman"/>
+                <w:b w:val="false"/>
+                <w:bCs w:val="false"/>
+                <w:i w:val="false"/>
+                <w:iCs w:val="false"/>
+                <w:sz w:val="20"/>
+                <w:szCs w:val="20"/>
+              </w:rPr>
+              <w:t xml:space="preserve">, with its principal place of business at [ADDRESS] ("</w:t>
             </w:r>
             <w:r>
               <w:rPr>
@@ -600,7 +648,55 @@
                 <w:sz w:val="20"/>
                 <w:szCs w:val="20"/>
               </w:rPr>
-              <w:t xml:space="preserve">, sociedad de responsabilidad limitada de [ESTADO], con Autoridad de Broker USDOT/MC N.º ____________ y domicilio principal en [DOMICILIO] (el "</w:t>
+              <w:t xml:space="preserve">, sociedad de responsabilidad limitada de [ESTADO], USDOT N.º </w:t>
+            </w:r>
+            <w:r>
+              <w:rPr>
+                <w:rFonts w:ascii="Times New Roman" w:cs="Times New Roman" w:eastAsia="Times New Roman" w:hAnsi="Times New Roman"/>
+                <w:b/>
+                <w:bCs/>
+                <w:i w:val="false"/>
+                <w:iCs w:val="false"/>
+                <w:sz w:val="20"/>
+                <w:szCs w:val="20"/>
+              </w:rPr>
+              <w:t xml:space="preserve">4490702</w:t>
+            </w:r>
+            <w:r>
+              <w:rPr>
+                <w:rFonts w:ascii="Times New Roman" w:cs="Times New Roman" w:eastAsia="Times New Roman" w:hAnsi="Times New Roman"/>
+                <w:b w:val="false"/>
+                <w:bCs w:val="false"/>
+                <w:i w:val="false"/>
+                <w:iCs w:val="false"/>
+                <w:sz w:val="20"/>
+                <w:szCs w:val="20"/>
+              </w:rPr>
+              <w:t xml:space="preserve">, MC N.º </w:t>
+            </w:r>
+            <w:r>
+              <w:rPr>
+                <w:rFonts w:ascii="Times New Roman" w:cs="Times New Roman" w:eastAsia="Times New Roman" w:hAnsi="Times New Roman"/>
+                <w:b/>
+                <w:bCs/>
+                <w:i w:val="false"/>
+                <w:iCs w:val="false"/>
+                <w:sz w:val="20"/>
+                <w:szCs w:val="20"/>
+              </w:rPr>
+              <w:t xml:space="preserve">1775070</w:t>
+            </w:r>
+            <w:r>
+              <w:rPr>
+                <w:rFonts w:ascii="Times New Roman" w:cs="Times New Roman" w:eastAsia="Times New Roman" w:hAnsi="Times New Roman"/>
+                <w:b w:val="false"/>
+                <w:bCs w:val="false"/>
+                <w:i w:val="false"/>
+                <w:iCs w:val="false"/>
+                <w:sz w:val="20"/>
+                <w:szCs w:val="20"/>
+              </w:rPr>
+              <w:t xml:space="preserve">, con domicilio principal en [DOMICILIO] (el "</w:t>
             </w:r>
             <w:r>
               <w:rPr>
